--- a/entregables/12_Estado_del_Proyecto.docx
+++ b/entregables/12_Estado_del_Proyecto.docx
@@ -293,7 +293,7 @@
               <w:rPr>
                 <w:sz w:val="20"/>
               </w:rPr>
-              <w:t>20 de octubre de 2026</w:t>
+              <w:t>21 de octubre de 2026</w:t>
             </w:r>
           </w:p>
         </w:tc>
@@ -2045,7 +2045,7 @@
               <w:rPr>
                 <w:sz w:val="18"/>
               </w:rPr>
-              <w:t>9</w:t>
+              <w:t>17</w:t>
             </w:r>
           </w:p>
         </w:tc>
@@ -2062,7 +2062,7 @@
               <w:rPr>
                 <w:sz w:val="18"/>
               </w:rPr>
-              <w:t>9</w:t>
+              <w:t>1</w:t>
             </w:r>
           </w:p>
         </w:tc>
@@ -2096,7 +2096,7 @@
               <w:rPr>
                 <w:sz w:val="18"/>
               </w:rPr>
-              <w:t>50 %</w:t>
+              <w:t>94 %</w:t>
             </w:r>
           </w:p>
         </w:tc>
@@ -2306,7 +2306,7 @@
               <w:rPr>
                 <w:sz w:val="18"/>
               </w:rPr>
-              <w:t>22</w:t>
+              <w:t>23</w:t>
             </w:r>
           </w:p>
         </w:tc>
@@ -2323,7 +2323,7 @@
               <w:rPr>
                 <w:sz w:val="18"/>
               </w:rPr>
-              <w:t>24</w:t>
+              <w:t>23</w:t>
             </w:r>
           </w:p>
         </w:tc>
@@ -2357,7 +2357,7 @@
               <w:rPr>
                 <w:sz w:val="18"/>
               </w:rPr>
-              <w:t>48 %</w:t>
+              <w:t>50 %</w:t>
             </w:r>
           </w:p>
         </w:tc>
@@ -2393,7 +2393,7 @@
               <w:rPr>
                 <w:sz w:val="18"/>
               </w:rPr>
-              <w:t>13</w:t>
+              <w:t>14</w:t>
             </w:r>
           </w:p>
         </w:tc>
@@ -2410,7 +2410,7 @@
               <w:rPr>
                 <w:sz w:val="18"/>
               </w:rPr>
-              <w:t>1</w:t>
+              <w:t>0</w:t>
             </w:r>
           </w:p>
         </w:tc>
@@ -2444,7 +2444,7 @@
               <w:rPr>
                 <w:sz w:val="18"/>
               </w:rPr>
-              <w:t>93 %</w:t>
+              <w:t>100 %</w:t>
             </w:r>
           </w:p>
         </w:tc>
@@ -2480,7 +2480,7 @@
               <w:rPr>
                 <w:sz w:val="18"/>
               </w:rPr>
-              <w:t>121</w:t>
+              <w:t>131</w:t>
             </w:r>
           </w:p>
         </w:tc>
@@ -2497,7 +2497,7 @@
               <w:rPr>
                 <w:sz w:val="18"/>
               </w:rPr>
-              <w:t>37</w:t>
+              <w:t>27</w:t>
             </w:r>
           </w:p>
         </w:tc>
@@ -2531,7 +2531,7 @@
               <w:rPr>
                 <w:sz w:val="18"/>
               </w:rPr>
-              <w:t>77 %</w:t>
+              <w:t>83 %</w:t>
             </w:r>
           </w:p>
         </w:tc>
@@ -2564,7 +2564,7 @@
           <w:b w:val="0"/>
           <w:i w:val="0"/>
         </w:rPr>
-        <w:t>Cinco de las ocho áreas están cerradas. Las 37 actividades pendientes se concentran en dos: QA con 24 e interfaz con 9. Es la misma concentración que el análisis de ruta crítica señaló en septiembre, y la baja del riesgo R14 la agravó al dejar la dirección y la coordinación dentro de QA.</w:t>
+        <w:t>Seis de las ocho áreas están cerradas. De las 27 actividades pendientes, 23 son de QA, documentación y gestión: el 85 %. Al cerrarse interfaz y sonido la concentración empeoró en proporción aunque bajara en número absoluto. Es la misma concentración que el análisis de ruta crítica señaló en septiembre, y la baja del riesgo R14 la agravó al dejar la dirección y la coordinación dentro de QA.</w:t>
       </w:r>
     </w:p>
     <w:p>
@@ -2572,7 +2572,1016 @@
         <w:pStyle w:val="Heading1"/>
       </w:pPr>
       <w:r>
-        <w:t>6. Qué hace el prototipo</w:t>
+        <w:t>6. Hitos alcanzados</w:t>
+      </w:r>
+    </w:p>
+    <w:p>
+      <w:pPr>
+        <w:spacing w:after="160"/>
+        <w:jc w:val="both"/>
+      </w:pPr>
+      <w:r>
+        <w:rPr>
+          <w:b w:val="0"/>
+          <w:i w:val="0"/>
+        </w:rPr>
+        <w:t>Un hito no es una tarea terminada: es un punto a partir del cual el proyecto puede hacer algo que antes no podía. Por eso cada uno dice qué habilita y no solo qué se hizo. De las 158 actividades del cronograma hay 131 cerradas; estos son los 12 momentos en que el proyecto cambió de estado.</w:t>
+      </w:r>
+    </w:p>
+    <w:p>
+      <w:pPr>
+        <w:spacing w:after="160"/>
+        <w:jc w:val="both"/>
+      </w:pPr>
+      <w:r>
+        <w:rPr>
+          <w:b w:val="0"/>
+          <w:i w:val="0"/>
+        </w:rPr>
+      </w:r>
+    </w:p>
+    <w:p>
+      <w:pPr>
+        <w:spacing w:after="160"/>
+        <w:jc w:val="both"/>
+      </w:pPr>
+      <w:r>
+        <w:rPr>
+          <w:b w:val="0"/>
+          <w:i w:val="0"/>
+        </w:rPr>
+        <w:t>Las fechas son las de la evidencia, no las del plan. El hito de latencia estaba fechado en la semana 4, el 25 de septiembre, y se cerró el 17 de octubre: tres semanas tarde. Ponerlo en su fecha real es lo que permite ver dónde se gastó la holgura.</w:t>
+      </w:r>
+    </w:p>
+    <w:tbl>
+      <w:tblPr>
+        <w:tblStyle w:val="TableGrid"/>
+        <w:tblW w:type="auto" w:w="0"/>
+        <w:jc w:val="center"/>
+        <w:tblLayout w:type="fixed"/>
+        <w:tblLook w:firstColumn="1" w:firstRow="1" w:lastColumn="0" w:lastRow="0" w:noHBand="0" w:noVBand="1" w:val="04A0"/>
+      </w:tblPr>
+      <w:tblGrid>
+        <w:gridCol w:w="2351"/>
+        <w:gridCol w:w="2351"/>
+        <w:gridCol w:w="2351"/>
+        <w:gridCol w:w="2351"/>
+      </w:tblGrid>
+      <w:tr>
+        <w:tc>
+          <w:tcPr>
+            <w:tcW w:type="dxa" w:w="850"/>
+          </w:tcPr>
+          <w:p>
+            <w:pPr>
+              <w:spacing w:after="40"/>
+              <w:jc w:val="center"/>
+            </w:pPr>
+            <w:r/>
+            <w:r>
+              <w:rPr>
+                <w:b/>
+                <w:sz w:val="16"/>
+              </w:rPr>
+              <w:t>Fecha</w:t>
+            </w:r>
+          </w:p>
+        </w:tc>
+        <w:tc>
+          <w:tcPr>
+            <w:tcW w:type="dxa" w:w="1871"/>
+          </w:tcPr>
+          <w:p>
+            <w:pPr>
+              <w:spacing w:after="40"/>
+              <w:jc w:val="center"/>
+            </w:pPr>
+            <w:r/>
+            <w:r>
+              <w:rPr>
+                <w:b/>
+                <w:sz w:val="16"/>
+              </w:rPr>
+              <w:t>Hito</w:t>
+            </w:r>
+          </w:p>
+        </w:tc>
+        <w:tc>
+          <w:tcPr>
+            <w:tcW w:type="dxa" w:w="2835"/>
+          </w:tcPr>
+          <w:p>
+            <w:pPr>
+              <w:spacing w:after="40"/>
+              <w:jc w:val="center"/>
+            </w:pPr>
+            <w:r/>
+            <w:r>
+              <w:rPr>
+                <w:b/>
+                <w:sz w:val="16"/>
+              </w:rPr>
+              <w:t>Qué habilita</w:t>
+            </w:r>
+          </w:p>
+        </w:tc>
+        <w:tc>
+          <w:tcPr>
+            <w:tcW w:type="dxa" w:w="3231"/>
+          </w:tcPr>
+          <w:p>
+            <w:pPr>
+              <w:spacing w:after="40"/>
+              <w:jc w:val="center"/>
+            </w:pPr>
+            <w:r/>
+            <w:r>
+              <w:rPr>
+                <w:b/>
+                <w:sz w:val="16"/>
+              </w:rPr>
+              <w:t>Evidencia</w:t>
+            </w:r>
+          </w:p>
+        </w:tc>
+      </w:tr>
+      <w:tr>
+        <w:tc>
+          <w:tcPr>
+            <w:tcW w:type="dxa" w:w="850"/>
+          </w:tcPr>
+          <w:p>
+            <w:pPr>
+              <w:spacing w:after="40"/>
+            </w:pPr>
+            <w:r/>
+            <w:r>
+              <w:rPr>
+                <w:sz w:val="16"/>
+              </w:rPr>
+              <w:t>2026-09-16</w:t>
+            </w:r>
+          </w:p>
+        </w:tc>
+        <w:tc>
+          <w:tcPr>
+            <w:tcW w:type="dxa" w:w="1871"/>
+          </w:tcPr>
+          <w:p>
+            <w:pPr>
+              <w:spacing w:after="40"/>
+            </w:pPr>
+            <w:r/>
+            <w:r>
+              <w:rPr>
+                <w:sz w:val="16"/>
+              </w:rPr>
+              <w:t>El pad suena al golpearlo</w:t>
+            </w:r>
+          </w:p>
+        </w:tc>
+        <w:tc>
+          <w:tcPr>
+            <w:tcW w:type="dxa" w:w="2835"/>
+          </w:tcPr>
+          <w:p>
+            <w:pPr>
+              <w:spacing w:after="40"/>
+            </w:pPr>
+            <w:r/>
+            <w:r>
+              <w:rPr>
+                <w:sz w:val="16"/>
+              </w:rPr>
+              <w:t>Habilita medir latencia, que es el riesgo dominante del acta. Sin un golpe que suene no hay nada que cronometrar.</w:t>
+            </w:r>
+          </w:p>
+        </w:tc>
+        <w:tc>
+          <w:tcPr>
+            <w:tcW w:type="dxa" w:w="3231"/>
+          </w:tcPr>
+          <w:p>
+            <w:pPr>
+              <w:spacing w:after="40"/>
+            </w:pPr>
+            <w:r/>
+            <w:r>
+              <w:rPr>
+                <w:sz w:val="16"/>
+              </w:rPr>
+              <w:t>Capitulo 4 cerrado: deteccion por plano armado, haptico y volumen segun la fuerza del golpe. 21 pruebas EditMode en verde.</w:t>
+            </w:r>
+          </w:p>
+        </w:tc>
+      </w:tr>
+      <w:tr>
+        <w:tc>
+          <w:tcPr>
+            <w:tcW w:type="dxa" w:w="850"/>
+          </w:tcPr>
+          <w:p>
+            <w:pPr>
+              <w:spacing w:after="40"/>
+            </w:pPr>
+            <w:r/>
+            <w:r>
+              <w:rPr>
+                <w:sz w:val="16"/>
+              </w:rPr>
+              <w:t>2026-10-17</w:t>
+            </w:r>
+          </w:p>
+        </w:tc>
+        <w:tc>
+          <w:tcPr>
+            <w:tcW w:type="dxa" w:w="1871"/>
+          </w:tcPr>
+          <w:p>
+            <w:pPr>
+              <w:spacing w:after="40"/>
+            </w:pPr>
+            <w:r/>
+            <w:r>
+              <w:rPr>
+                <w:sz w:val="16"/>
+              </w:rPr>
+              <w:t>Latencia por debajo de 30 ms  [HITO GO/NO-GO DEL ACTA]</w:t>
+            </w:r>
+          </w:p>
+        </w:tc>
+        <w:tc>
+          <w:tcPr>
+            <w:tcW w:type="dxa" w:w="2835"/>
+          </w:tcPr>
+          <w:p>
+            <w:pPr>
+              <w:spacing w:after="40"/>
+            </w:pPr>
+            <w:r/>
+            <w:r>
+              <w:rPr>
+                <w:sz w:val="16"/>
+              </w:rPr>
+              <w:t>Cierra la medida de exito 4 y despeja el riesgo dominante. Si hubiera fallado, el valor terapeutico se caia y el proyecto habria tenido que replantearse.</w:t>
+            </w:r>
+          </w:p>
+        </w:tc>
+        <w:tc>
+          <w:tcPr>
+            <w:tcW w:type="dxa" w:w="3231"/>
+          </w:tcPr>
+          <w:p>
+            <w:pPr>
+              <w:spacing w:after="40"/>
+            </w:pPr>
+            <w:r/>
+            <w:r>
+              <w:rPr>
+                <w:sz w:val="16"/>
+              </w:rPr>
+              <w:t>Protocolo del clic fisico: p90 de +4.07 ms contra una ventana de -10 a +25 ms. Ocho corridas en entregables/mediciones/latencia_20261017_*.json. El acta lo fechaba en la semana 4, el 25 de septiembre: se cerro con tres semanas de retraso.</w:t>
+            </w:r>
+          </w:p>
+        </w:tc>
+      </w:tr>
+      <w:tr>
+        <w:tc>
+          <w:tcPr>
+            <w:tcW w:type="dxa" w:w="850"/>
+          </w:tcPr>
+          <w:p>
+            <w:pPr>
+              <w:spacing w:after="40"/>
+            </w:pPr>
+            <w:r/>
+            <w:r>
+              <w:rPr>
+                <w:sz w:val="16"/>
+              </w:rPr>
+              <w:t>2026-10-17</w:t>
+            </w:r>
+          </w:p>
+        </w:tc>
+        <w:tc>
+          <w:tcPr>
+            <w:tcW w:type="dxa" w:w="1871"/>
+          </w:tcPr>
+          <w:p>
+            <w:pPr>
+              <w:spacing w:after="40"/>
+            </w:pPr>
+            <w:r/>
+            <w:r>
+              <w:rPr>
+                <w:sz w:val="16"/>
+              </w:rPr>
+              <w:t>Reloj musical sin deriva</w:t>
+            </w:r>
+          </w:p>
+        </w:tc>
+        <w:tc>
+          <w:tcPr>
+            <w:tcW w:type="dxa" w:w="2835"/>
+          </w:tcPr>
+          <w:p>
+            <w:pPr>
+              <w:spacing w:after="40"/>
+            </w:pPr>
+            <w:r/>
+            <w:r>
+              <w:rPr>
+                <w:sz w:val="16"/>
+              </w:rPr>
+              <w:t>Habilita todo el juego de ritmo. Un reloj que se desvia hace que el beatmap se despegue de la musica, y entonces lo que se mide es el reloj y no al jugador.</w:t>
+            </w:r>
+          </w:p>
+        </w:tc>
+        <w:tc>
+          <w:tcPr>
+            <w:tcW w:type="dxa" w:w="3231"/>
+          </w:tcPr>
+          <w:p>
+            <w:pPr>
+              <w:spacing w:after="40"/>
+            </w:pPr>
+            <w:r/>
+            <w:r>
+              <w:rPr>
+                <w:sz w:val="16"/>
+              </w:rPr>
+              <w:t>Desvio de 0.0 ms sostenido durante 205 segundos contra un metronomo de 120 BPM exactos, generado y no buscado. El criterio era menos de 20 ms sin crecer.</w:t>
+            </w:r>
+          </w:p>
+        </w:tc>
+      </w:tr>
+      <w:tr>
+        <w:tc>
+          <w:tcPr>
+            <w:tcW w:type="dxa" w:w="850"/>
+          </w:tcPr>
+          <w:p>
+            <w:pPr>
+              <w:spacing w:after="40"/>
+            </w:pPr>
+            <w:r/>
+            <w:r>
+              <w:rPr>
+                <w:sz w:val="16"/>
+              </w:rPr>
+              <w:t>2026-10-17</w:t>
+            </w:r>
+          </w:p>
+        </w:tc>
+        <w:tc>
+          <w:tcPr>
+            <w:tcW w:type="dxa" w:w="1871"/>
+          </w:tcPr>
+          <w:p>
+            <w:pPr>
+              <w:spacing w:after="40"/>
+            </w:pPr>
+            <w:r/>
+            <w:r>
+              <w:rPr>
+                <w:sz w:val="16"/>
+              </w:rPr>
+              <w:t>Juego de ritmo jugable</w:t>
+            </w:r>
+          </w:p>
+        </w:tc>
+        <w:tc>
+          <w:tcPr>
+            <w:tcW w:type="dxa" w:w="2835"/>
+          </w:tcPr>
+          <w:p>
+            <w:pPr>
+              <w:spacing w:after="40"/>
+            </w:pPr>
+            <w:r/>
+            <w:r>
+              <w:rPr>
+                <w:sz w:val="16"/>
+              </w:rPr>
+              <w:t>Habilita las pruebas con usuarios: a partir de aqui hay algo que jugar de principio a fin, no una demostracion de piezas suelta.</w:t>
+            </w:r>
+          </w:p>
+        </w:tc>
+        <w:tc>
+          <w:tcPr>
+            <w:tcW w:type="dxa" w:w="3231"/>
+          </w:tcPr>
+          <w:p>
+            <w:pPr>
+              <w:spacing w:after="40"/>
+            </w:pPr>
+            <w:r/>
+            <w:r>
+              <w:rPr>
+                <w:sz w:val="16"/>
+              </w:rPr>
+              <w:t>Beatmap sobre musica real medida, juicio en milisegundos y no en fracciones de pulso, marcador y veredicto sobre el pad golpeado. 79 pruebas en verde.</w:t>
+            </w:r>
+          </w:p>
+        </w:tc>
+      </w:tr>
+      <w:tr>
+        <w:tc>
+          <w:tcPr>
+            <w:tcW w:type="dxa" w:w="850"/>
+          </w:tcPr>
+          <w:p>
+            <w:pPr>
+              <w:spacing w:after="40"/>
+            </w:pPr>
+            <w:r/>
+            <w:r>
+              <w:rPr>
+                <w:sz w:val="16"/>
+              </w:rPr>
+              <w:t>2026-10-18</w:t>
+            </w:r>
+          </w:p>
+        </w:tc>
+        <w:tc>
+          <w:tcPr>
+            <w:tcW w:type="dxa" w:w="1871"/>
+          </w:tcPr>
+          <w:p>
+            <w:pPr>
+              <w:spacing w:after="40"/>
+            </w:pPr>
+            <w:r/>
+            <w:r>
+              <w:rPr>
+                <w:sz w:val="16"/>
+              </w:rPr>
+              <w:t>72 fps sostenidos en el visor</w:t>
+            </w:r>
+          </w:p>
+        </w:tc>
+        <w:tc>
+          <w:tcPr>
+            <w:tcW w:type="dxa" w:w="2835"/>
+          </w:tcPr>
+          <w:p>
+            <w:pPr>
+              <w:spacing w:after="40"/>
+            </w:pPr>
+            <w:r/>
+            <w:r>
+              <w:rPr>
+                <w:sz w:val="16"/>
+              </w:rPr>
+              <w:t>Cierra la medida de exito 5. Por debajo de la frecuencia del panel la experiencia produce malestar, asi que es tambien condicion de la medida 10.</w:t>
+            </w:r>
+          </w:p>
+        </w:tc>
+        <w:tc>
+          <w:tcPr>
+            <w:tcW w:type="dxa" w:w="3231"/>
+          </w:tcPr>
+          <w:p>
+            <w:pPr>
+              <w:spacing w:after="40"/>
+            </w:pPr>
+            <w:r/>
+            <w:r>
+              <w:rPr>
+                <w:sz w:val="16"/>
+              </w:rPr>
+              <w:t>12949 fotogramas medidos en el visor: 12946 en vsync, 3 vsync perdidos. 0.02 % contra un criterio del 5 %. entregables/mediciones/fps_20261018_060703.json</w:t>
+            </w:r>
+          </w:p>
+        </w:tc>
+      </w:tr>
+      <w:tr>
+        <w:tc>
+          <w:tcPr>
+            <w:tcW w:type="dxa" w:w="850"/>
+          </w:tcPr>
+          <w:p>
+            <w:pPr>
+              <w:spacing w:after="40"/>
+            </w:pPr>
+            <w:r/>
+            <w:r>
+              <w:rPr>
+                <w:sz w:val="16"/>
+              </w:rPr>
+              <w:t>2026-10-18</w:t>
+            </w:r>
+          </w:p>
+        </w:tc>
+        <w:tc>
+          <w:tcPr>
+            <w:tcW w:type="dxa" w:w="1871"/>
+          </w:tcPr>
+          <w:p>
+            <w:pPr>
+              <w:spacing w:after="40"/>
+            </w:pPr>
+            <w:r/>
+            <w:r>
+              <w:rPr>
+                <w:sz w:val="16"/>
+              </w:rPr>
+              <w:t>Metricas de sesion en JSON</w:t>
+            </w:r>
+          </w:p>
+        </w:tc>
+        <w:tc>
+          <w:tcPr>
+            <w:tcW w:type="dxa" w:w="2835"/>
+          </w:tcPr>
+          <w:p>
+            <w:pPr>
+              <w:spacing w:after="40"/>
+            </w:pPr>
+            <w:r/>
+            <w:r>
+              <w:rPr>
+                <w:sz w:val="16"/>
+              </w:rPr>
+              <w:t>Cierra la medida de exito 9, que estaba en cero, y es la materia prima del informe final: sin los desfases crudos no se puede reanalizar nada.</w:t>
+            </w:r>
+          </w:p>
+        </w:tc>
+        <w:tc>
+          <w:tcPr>
+            <w:tcW w:type="dxa" w:w="3231"/>
+          </w:tcPr>
+          <w:p>
+            <w:pPr>
+              <w:spacing w:after="40"/>
+            </w:pPr>
+            <w:r/>
+            <w:r>
+              <w:rPr>
+                <w:sz w:val="16"/>
+              </w:rPr>
+              <w:t>Dos constancias distintas y no una: contra la rejilla y propia. Se puede ir 30 ms atrasado todo el tiempo y tener un pulso perfectamente estable, y hay una prueba que impide implementarlas iguales.</w:t>
+            </w:r>
+          </w:p>
+        </w:tc>
+      </w:tr>
+      <w:tr>
+        <w:tc>
+          <w:tcPr>
+            <w:tcW w:type="dxa" w:w="850"/>
+          </w:tcPr>
+          <w:p>
+            <w:pPr>
+              <w:spacing w:after="40"/>
+            </w:pPr>
+            <w:r/>
+            <w:r>
+              <w:rPr>
+                <w:sz w:val="16"/>
+              </w:rPr>
+              <w:t>2026-10-18</w:t>
+            </w:r>
+          </w:p>
+        </w:tc>
+        <w:tc>
+          <w:tcPr>
+            <w:tcW w:type="dxa" w:w="1871"/>
+          </w:tcPr>
+          <w:p>
+            <w:pPr>
+              <w:spacing w:after="40"/>
+            </w:pPr>
+            <w:r/>
+            <w:r>
+              <w:rPr>
+                <w:sz w:val="16"/>
+              </w:rPr>
+              <w:t>Entorno de bosque al amanecer</w:t>
+            </w:r>
+          </w:p>
+        </w:tc>
+        <w:tc>
+          <w:tcPr>
+            <w:tcW w:type="dxa" w:w="2835"/>
+          </w:tcPr>
+          <w:p>
+            <w:pPr>
+              <w:spacing w:after="40"/>
+            </w:pPr>
+            <w:r/>
+            <w:r>
+              <w:rPr>
+                <w:sz w:val="16"/>
+              </w:rPr>
+              <w:t>Habilita el encuadre emocional. Un escenario de concierto empuja a la activacion, que es lo contrario de lo que el proyecto busca.</w:t>
+            </w:r>
+          </w:p>
+        </w:tc>
+        <w:tc>
+          <w:tcPr>
+            <w:tcW w:type="dxa" w:w="3231"/>
+          </w:tcPr>
+          <w:p>
+            <w:pPr>
+              <w:spacing w:after="40"/>
+            </w:pPr>
+            <w:r/>
+            <w:r>
+              <w:rPr>
+                <w:sz w:val="16"/>
+              </w:rPr>
+              <w:t>Assets libres con su licencia verificada una por una, dos regimenes distintos, atribucion en entregables/ATRIBUCION_entorno.txt. Sostiene los 72 fps.</w:t>
+            </w:r>
+          </w:p>
+        </w:tc>
+      </w:tr>
+      <w:tr>
+        <w:tc>
+          <w:tcPr>
+            <w:tcW w:type="dxa" w:w="850"/>
+          </w:tcPr>
+          <w:p>
+            <w:pPr>
+              <w:spacing w:after="40"/>
+            </w:pPr>
+            <w:r/>
+            <w:r>
+              <w:rPr>
+                <w:sz w:val="16"/>
+              </w:rPr>
+              <w:t>2026-10-19</w:t>
+            </w:r>
+          </w:p>
+        </w:tc>
+        <w:tc>
+          <w:tcPr>
+            <w:tcW w:type="dxa" w:w="1871"/>
+          </w:tcPr>
+          <w:p>
+            <w:pPr>
+              <w:spacing w:after="40"/>
+            </w:pPr>
+            <w:r/>
+            <w:r>
+              <w:rPr>
+                <w:sz w:val="16"/>
+              </w:rPr>
+              <w:t>Kit de siete piezas</w:t>
+            </w:r>
+          </w:p>
+        </w:tc>
+        <w:tc>
+          <w:tcPr>
+            <w:tcW w:type="dxa" w:w="2835"/>
+          </w:tcPr>
+          <w:p>
+            <w:pPr>
+              <w:spacing w:after="40"/>
+            </w:pPr>
+            <w:r/>
+            <w:r>
+              <w:rPr>
+                <w:sz w:val="16"/>
+              </w:rPr>
+              <w:t>Cierra el area de sonido: con el crash y el ride ya no falta ninguna pieza del kit.</w:t>
+            </w:r>
+          </w:p>
+        </w:tc>
+        <w:tc>
+          <w:tcPr>
+            <w:tcW w:type="dxa" w:w="3231"/>
+          </w:tcPr>
+          <w:p>
+            <w:pPr>
+              <w:spacing w:after="40"/>
+            </w:pPr>
+            <w:r/>
+            <w:r>
+              <w:rPr>
+                <w:sz w:val="16"/>
+              </w:rPr>
+              <w:t>AVL Drumkits Red Zeppelin bajo CC BY-SA 3.0, cinco capas de velocidad por pieza. La separacion entre centros se calcula y hay una prueba que prohibe el solape: un golpe en la zona compartida disparaba dos piezas a la vez.</w:t>
+            </w:r>
+          </w:p>
+        </w:tc>
+      </w:tr>
+      <w:tr>
+        <w:tc>
+          <w:tcPr>
+            <w:tcW w:type="dxa" w:w="850"/>
+          </w:tcPr>
+          <w:p>
+            <w:pPr>
+              <w:spacing w:after="40"/>
+            </w:pPr>
+            <w:r/>
+            <w:r>
+              <w:rPr>
+                <w:sz w:val="16"/>
+              </w:rPr>
+              <w:t>2026-10-19</w:t>
+            </w:r>
+          </w:p>
+        </w:tc>
+        <w:tc>
+          <w:tcPr>
+            <w:tcW w:type="dxa" w:w="1871"/>
+          </w:tcPr>
+          <w:p>
+            <w:pPr>
+              <w:spacing w:after="40"/>
+            </w:pPr>
+            <w:r/>
+            <w:r>
+              <w:rPr>
+                <w:sz w:val="16"/>
+              </w:rPr>
+              <w:t>Flujo completo de la aplicacion</w:t>
+            </w:r>
+          </w:p>
+        </w:tc>
+        <w:tc>
+          <w:tcPr>
+            <w:tcW w:type="dxa" w:w="2835"/>
+          </w:tcPr>
+          <w:p>
+            <w:pPr>
+              <w:spacing w:after="40"/>
+            </w:pPr>
+            <w:r/>
+            <w:r>
+              <w:rPr>
+                <w:sz w:val="16"/>
+              </w:rPr>
+              <w:t>Habilita QT.8, las pruebas con usuarios, que es la cola de la que depende el informe final. Era el ultimo bloqueo de esa cadena.</w:t>
+            </w:r>
+          </w:p>
+        </w:tc>
+        <w:tc>
+          <w:tcPr>
+            <w:tcW w:type="dxa" w:w="3231"/>
+          </w:tcPr>
+          <w:p>
+            <w:pPr>
+              <w:spacing w:after="40"/>
+            </w:pPr>
+            <w:r/>
+            <w:r>
+              <w:rPr>
+                <w:sz w:val="16"/>
+              </w:rPr>
+              <w:t>Menu, tutorial, partida y pantalla de resultados, con FlujoApp como unico conductor y una tabla de transiciones probada sin escena.</w:t>
+            </w:r>
+          </w:p>
+        </w:tc>
+      </w:tr>
+      <w:tr>
+        <w:tc>
+          <w:tcPr>
+            <w:tcW w:type="dxa" w:w="850"/>
+          </w:tcPr>
+          <w:p>
+            <w:pPr>
+              <w:spacing w:after="40"/>
+            </w:pPr>
+            <w:r/>
+            <w:r>
+              <w:rPr>
+                <w:sz w:val="16"/>
+              </w:rPr>
+              <w:t>2026-10-20</w:t>
+            </w:r>
+          </w:p>
+        </w:tc>
+        <w:tc>
+          <w:tcPr>
+            <w:tcW w:type="dxa" w:w="1871"/>
+          </w:tcPr>
+          <w:p>
+            <w:pPr>
+              <w:spacing w:after="40"/>
+            </w:pPr>
+            <w:r/>
+            <w:r>
+              <w:rPr>
+                <w:sz w:val="16"/>
+              </w:rPr>
+              <w:t>Diagnostico que sobrevive al visor</w:t>
+            </w:r>
+          </w:p>
+        </w:tc>
+        <w:tc>
+          <w:tcPr>
+            <w:tcW w:type="dxa" w:w="2835"/>
+          </w:tcPr>
+          <w:p>
+            <w:pPr>
+              <w:spacing w:after="40"/>
+            </w:pPr>
+            <w:r/>
+            <w:r>
+              <w:rPr>
+                <w:sz w:val="16"/>
+              </w:rPr>
+              <w:t>Habilita depurar en el Quest. Antes de esto, un fallo en el visor no dejaba ningun rastro y cada hipotesis costaba compilar, instalar, ponerse el visor y volver.</w:t>
+            </w:r>
+          </w:p>
+        </w:tc>
+        <w:tc>
+          <w:tcPr>
+            <w:tcW w:type="dxa" w:w="3231"/>
+          </w:tcPr>
+          <w:p>
+            <w:pPr>
+              <w:spacing w:after="40"/>
+            </w:pPr>
+            <w:r/>
+            <w:r>
+              <w:rPr>
+                <w:sz w:val="16"/>
+              </w:rPr>
+              <w:t>Debug.Log NO llega a logcat en el Quest, verificado contra 293 lineas de log sin una sola entrada de Unity, y las excepciones comparten ese canal. La Traza escribe a archivo y se recoge con el mismo quest.sh pull que trae las metricas.</w:t>
+            </w:r>
+          </w:p>
+        </w:tc>
+      </w:tr>
+      <w:tr>
+        <w:tc>
+          <w:tcPr>
+            <w:tcW w:type="dxa" w:w="850"/>
+          </w:tcPr>
+          <w:p>
+            <w:pPr>
+              <w:spacing w:after="40"/>
+            </w:pPr>
+            <w:r/>
+            <w:r>
+              <w:rPr>
+                <w:sz w:val="16"/>
+              </w:rPr>
+              <w:t>2026-10-20</w:t>
+            </w:r>
+          </w:p>
+        </w:tc>
+        <w:tc>
+          <w:tcPr>
+            <w:tcW w:type="dxa" w:w="1871"/>
+          </w:tcPr>
+          <w:p>
+            <w:pPr>
+              <w:spacing w:after="40"/>
+            </w:pPr>
+            <w:r/>
+            <w:r>
+              <w:rPr>
+                <w:sz w:val="16"/>
+              </w:rPr>
+              <w:t>El montaje de la escena se verifica en batchmode</w:t>
+            </w:r>
+          </w:p>
+        </w:tc>
+        <w:tc>
+          <w:tcPr>
+            <w:tcW w:type="dxa" w:w="2835"/>
+          </w:tcPr>
+          <w:p>
+            <w:pPr>
+              <w:spacing w:after="40"/>
+            </w:pPr>
+            <w:r/>
+            <w:r>
+              <w:rPr>
+                <w:sz w:val="16"/>
+              </w:rPr>
+              <w:t>Habilita corregir cableado sin gastar sesiones de visor. Cinco pruebas de un solo dia se habian ido en defectos de cableado y no de diseno.</w:t>
+            </w:r>
+          </w:p>
+        </w:tc>
+        <w:tc>
+          <w:tcPr>
+            <w:tcW w:type="dxa" w:w="3231"/>
+          </w:tcPr>
+          <w:p>
+            <w:pPr>
+              <w:spacing w:after="40"/>
+            </w:pPr>
+            <w:r/>
+            <w:r>
+              <w:rPr>
+                <w:sz w:val="16"/>
+              </w:rPr>
+              <w:t>EscenaCompletaTests comprueba el montaje entero: que no queden andamios, que cada pad tenga geometria, que ningun componente ignore una pieza del kit y que los valores afinados hayan llegado de verdad a la escena.</w:t>
+            </w:r>
+          </w:p>
+        </w:tc>
+      </w:tr>
+      <w:tr>
+        <w:tc>
+          <w:tcPr>
+            <w:tcW w:type="dxa" w:w="850"/>
+          </w:tcPr>
+          <w:p>
+            <w:pPr>
+              <w:spacing w:after="40"/>
+            </w:pPr>
+            <w:r/>
+            <w:r>
+              <w:rPr>
+                <w:sz w:val="16"/>
+              </w:rPr>
+              <w:t>2026-10-21</w:t>
+            </w:r>
+          </w:p>
+        </w:tc>
+        <w:tc>
+          <w:tcPr>
+            <w:tcW w:type="dxa" w:w="1871"/>
+          </w:tcPr>
+          <w:p>
+            <w:pPr>
+              <w:spacing w:after="40"/>
+            </w:pPr>
+            <w:r/>
+            <w:r>
+              <w:rPr>
+                <w:sz w:val="16"/>
+              </w:rPr>
+              <w:t>Pistas de practica y pistas visuales de anticipacion</w:t>
+            </w:r>
+          </w:p>
+        </w:tc>
+        <w:tc>
+          <w:tcPr>
+            <w:tcW w:type="dxa" w:w="2835"/>
+          </w:tcPr>
+          <w:p>
+            <w:pPr>
+              <w:spacing w:after="40"/>
+            </w:pPr>
+            <w:r/>
+            <w:r>
+              <w:rPr>
+                <w:sz w:val="16"/>
+              </w:rPr>
+              <w:t>Habilita practicar sin musica y leer el ritmo sin levantar la vista del pad, que es lo que la prueba con usuarios va a medir.</w:t>
+            </w:r>
+          </w:p>
+        </w:tc>
+        <w:tc>
+          <w:tcPr>
+            <w:tcW w:type="dxa" w:w="3231"/>
+          </w:tcPr>
+          <w:p>
+            <w:pPr>
+              <w:spacing w:after="40"/>
+            </w:pPr>
+            <w:r/>
+            <w:r>
+              <w:rPr>
+                <w:sz w:val="16"/>
+              </w:rPr>
+              <w:t>Cuatro pistas de practica de 80 a 120 BPM. Aro de cuenta atras sobre cada pad con el veredicto en el borde, acumulando hasta cuatro notas seguidas, y aviso en el borde de la vision para las piezas que quedan fuera del campo de vision.</w:t>
+            </w:r>
+          </w:p>
+        </w:tc>
+      </w:tr>
+    </w:tbl>
+    <w:p>
+      <w:pPr>
+        <w:spacing w:after="40"/>
+      </w:pPr>
+    </w:p>
+    <w:p>
+      <w:pPr>
+        <w:spacing w:after="160"/>
+        <w:jc w:val="both"/>
+      </w:pPr>
+      <w:r>
+        <w:rPr>
+          <w:b w:val="0"/>
+          <w:i w:val="0"/>
+        </w:rPr>
+      </w:r>
+    </w:p>
+    <w:p>
+      <w:pPr>
+        <w:spacing w:after="160"/>
+        <w:jc w:val="both"/>
+      </w:pPr>
+      <w:r>
+        <w:rPr>
+          <w:b w:val="0"/>
+          <w:i w:val="0"/>
+        </w:rPr>
+        <w:t>El cronograma marca además 21 hitos formales de duración cero, de los que 17 están cerrados. Conviene revisarlos tras cada guardado desde ProjectLibre: la herramienta deriva el porcentaje de la duración, así que un hito sin duración vuelve a cero solo. Para eso está scripts/hitos.py.</w:t>
+      </w:r>
+    </w:p>
+    <w:p>
+      <w:pPr>
+        <w:pStyle w:val="Heading1"/>
+      </w:pPr>
+      <w:r>
+        <w:t>7. Qué hace el prototipo</w:t>
       </w:r>
     </w:p>
     <w:tbl>
@@ -2854,7 +3863,7 @@
         <w:pStyle w:val="Heading1"/>
       </w:pPr>
       <w:r>
-        <w:t>7. Lo que queda, por riesgo</w:t>
+        <w:t>8. Lo que queda, por riesgo</w:t>
       </w:r>
     </w:p>
     <w:tbl>
@@ -3050,7 +4059,7 @@
               <w:rPr>
                 <w:sz w:val="17"/>
               </w:rPr>
-              <w:t>medio</w:t>
+              <w:t>bajo</w:t>
             </w:r>
           </w:p>
         </w:tc>
@@ -3067,7 +4076,7 @@
               <w:rPr>
                 <w:sz w:val="17"/>
               </w:rPr>
-              <w:t>Nueve actividades. El menu ya esta construido; faltan la pantalla de resultados acabada y la revision de legibilidad con usuarios.</w:t>
+              <w:t>De nueve actividades queda UNA: el tutorial visual de como sujetar las baquetas (IT.1). Menu, botones con el control, pantalla de resultados y las dos revisiones de legibilidad y de paneles se cerraron el 20 de octubre con sus pruebas de escena.</w:t>
             </w:r>
           </w:p>
         </w:tc>
@@ -3310,7 +4319,7 @@
         <w:pStyle w:val="Heading1"/>
       </w:pPr>
       <w:r>
-        <w:t>8. Riesgos vivos</w:t>
+        <w:t>9. Riesgos vivos</w:t>
       </w:r>
     </w:p>
     <w:tbl>
@@ -3486,7 +4495,7 @@
               <w:rPr>
                 <w:sz w:val="17"/>
               </w:rPr>
-              <w:t>24 de las 37 actividades pendientes son de QA, documentacion y gestion. Es la misma concentracion que el analisis de ruta critica senalo en septiembre, y la baja de R14 la empeoro. Mitigacion: los manuales se pueden repartir.</w:t>
+              <w:t>23 de las 27 actividades pendientes son de QA, documentacion y gestion: el 85 %. Al cerrarse interfaz y sonido la concentracion EMPEORO en proporcion, aunque bajara en numero absoluto. Es la misma concentracion que el analisis de ruta critica senalo en septiembre, y la baja de R14 la empeoro. Mitigacion: los manuales se pueden repartir.</w:t>
             </w:r>
           </w:p>
         </w:tc>
@@ -3555,7 +4564,7 @@
         <w:pStyle w:val="Heading1"/>
       </w:pPr>
       <w:r>
-        <w:t>9. Dónde está cada cosa</w:t>
+        <w:t>10. Dónde está cada cosa</w:t>
       </w:r>
     </w:p>
     <w:p>
@@ -4066,7 +5075,7 @@
         <w:pStyle w:val="Heading1"/>
       </w:pPr>
       <w:r>
-        <w:t>10. Firmas</w:t>
+        <w:t>11. Firmas</w:t>
       </w:r>
     </w:p>
     <w:p>
